--- a/docs/sprint-3/03_Plan_de_Casos_de_Prueba.docx
+++ b/docs/sprint-3/03_Plan_de_Casos_de_Prueba.docx
@@ -697,7 +697,7 @@
                 <w:b w:val="0"/>
                 <w:sz w:val="18"/>
               </w:rPr>
-              <w:t>Recién talladas</w:t>
+              <w:t>Diseños nuevos</w:t>
             </w:r>
           </w:p>
         </w:tc>

--- a/docs/sprint-3/03_Plan_de_Casos_de_Prueba.docx
+++ b/docs/sprint-3/03_Plan_de_Casos_de_Prueba.docx
@@ -398,16 +398,17 @@
       <w:tblPr>
         <w:tblStyle w:val="TableGrid"/>
         <w:tblW w:type="auto" w:w="0"/>
+        <w:tblLayout w:type="fixed"/>
         <w:tblLook w:firstColumn="1" w:firstRow="1" w:lastColumn="0" w:lastRow="0" w:noHBand="0" w:noVBand="1" w:val="04A0"/>
       </w:tblPr>
       <w:tblGrid>
-        <w:gridCol w:w="1337"/>
-        <w:gridCol w:w="1337"/>
-        <w:gridCol w:w="1337"/>
-        <w:gridCol w:w="1337"/>
-        <w:gridCol w:w="1337"/>
-        <w:gridCol w:w="1337"/>
-        <w:gridCol w:w="1337"/>
+        <w:gridCol w:w="720"/>
+        <w:gridCol w:w="1368"/>
+        <w:gridCol w:w="1800"/>
+        <w:gridCol w:w="2520"/>
+        <w:gridCol w:w="1152"/>
+        <w:gridCol w:w="864"/>
+        <w:gridCol w:w="936"/>
       </w:tblGrid>
       <w:tr>
         <w:tc>
@@ -1778,16 +1779,17 @@
       <w:tblPr>
         <w:tblStyle w:val="TableGrid"/>
         <w:tblW w:type="auto" w:w="0"/>
+        <w:tblLayout w:type="fixed"/>
         <w:tblLook w:firstColumn="1" w:firstRow="1" w:lastColumn="0" w:lastRow="0" w:noHBand="0" w:noVBand="1" w:val="04A0"/>
       </w:tblPr>
       <w:tblGrid>
-        <w:gridCol w:w="1337"/>
-        <w:gridCol w:w="1337"/>
-        <w:gridCol w:w="1337"/>
-        <w:gridCol w:w="1337"/>
-        <w:gridCol w:w="1337"/>
-        <w:gridCol w:w="1337"/>
-        <w:gridCol w:w="1337"/>
+        <w:gridCol w:w="720"/>
+        <w:gridCol w:w="1368"/>
+        <w:gridCol w:w="1800"/>
+        <w:gridCol w:w="2520"/>
+        <w:gridCol w:w="1152"/>
+        <w:gridCol w:w="864"/>
+        <w:gridCol w:w="936"/>
       </w:tblGrid>
       <w:tr>
         <w:tc>
@@ -2792,16 +2794,17 @@
       <w:tblPr>
         <w:tblStyle w:val="TableGrid"/>
         <w:tblW w:type="auto" w:w="0"/>
+        <w:tblLayout w:type="fixed"/>
         <w:tblLook w:firstColumn="1" w:firstRow="1" w:lastColumn="0" w:lastRow="0" w:noHBand="0" w:noVBand="1" w:val="04A0"/>
       </w:tblPr>
       <w:tblGrid>
-        <w:gridCol w:w="1337"/>
-        <w:gridCol w:w="1337"/>
-        <w:gridCol w:w="1337"/>
-        <w:gridCol w:w="1337"/>
-        <w:gridCol w:w="1337"/>
-        <w:gridCol w:w="1337"/>
-        <w:gridCol w:w="1337"/>
+        <w:gridCol w:w="720"/>
+        <w:gridCol w:w="1368"/>
+        <w:gridCol w:w="1800"/>
+        <w:gridCol w:w="2520"/>
+        <w:gridCol w:w="1152"/>
+        <w:gridCol w:w="864"/>
+        <w:gridCol w:w="936"/>
       </w:tblGrid>
       <w:tr>
         <w:tc>
@@ -3806,16 +3809,17 @@
       <w:tblPr>
         <w:tblStyle w:val="TableGrid"/>
         <w:tblW w:type="auto" w:w="0"/>
+        <w:tblLayout w:type="fixed"/>
         <w:tblLook w:firstColumn="1" w:firstRow="1" w:lastColumn="0" w:lastRow="0" w:noHBand="0" w:noVBand="1" w:val="04A0"/>
       </w:tblPr>
       <w:tblGrid>
-        <w:gridCol w:w="1337"/>
-        <w:gridCol w:w="1337"/>
-        <w:gridCol w:w="1337"/>
-        <w:gridCol w:w="1337"/>
-        <w:gridCol w:w="1337"/>
-        <w:gridCol w:w="1337"/>
-        <w:gridCol w:w="1337"/>
+        <w:gridCol w:w="720"/>
+        <w:gridCol w:w="1368"/>
+        <w:gridCol w:w="1800"/>
+        <w:gridCol w:w="2520"/>
+        <w:gridCol w:w="1152"/>
+        <w:gridCol w:w="864"/>
+        <w:gridCol w:w="936"/>
       </w:tblGrid>
       <w:tr>
         <w:tc>
@@ -4698,16 +4702,17 @@
       <w:tblPr>
         <w:tblStyle w:val="TableGrid"/>
         <w:tblW w:type="auto" w:w="0"/>
+        <w:tblLayout w:type="fixed"/>
         <w:tblLook w:firstColumn="1" w:firstRow="1" w:lastColumn="0" w:lastRow="0" w:noHBand="0" w:noVBand="1" w:val="04A0"/>
       </w:tblPr>
       <w:tblGrid>
-        <w:gridCol w:w="1337"/>
-        <w:gridCol w:w="1337"/>
-        <w:gridCol w:w="1337"/>
-        <w:gridCol w:w="1337"/>
-        <w:gridCol w:w="1337"/>
-        <w:gridCol w:w="1337"/>
-        <w:gridCol w:w="1337"/>
+        <w:gridCol w:w="720"/>
+        <w:gridCol w:w="1368"/>
+        <w:gridCol w:w="1800"/>
+        <w:gridCol w:w="2520"/>
+        <w:gridCol w:w="1152"/>
+        <w:gridCol w:w="864"/>
+        <w:gridCol w:w="936"/>
       </w:tblGrid>
       <w:tr>
         <w:tc>
@@ -5346,16 +5351,17 @@
       <w:tblPr>
         <w:tblStyle w:val="TableGrid"/>
         <w:tblW w:type="auto" w:w="0"/>
+        <w:tblLayout w:type="fixed"/>
         <w:tblLook w:firstColumn="1" w:firstRow="1" w:lastColumn="0" w:lastRow="0" w:noHBand="0" w:noVBand="1" w:val="04A0"/>
       </w:tblPr>
       <w:tblGrid>
-        <w:gridCol w:w="1337"/>
-        <w:gridCol w:w="1337"/>
-        <w:gridCol w:w="1337"/>
-        <w:gridCol w:w="1337"/>
-        <w:gridCol w:w="1337"/>
-        <w:gridCol w:w="1337"/>
-        <w:gridCol w:w="1337"/>
+        <w:gridCol w:w="720"/>
+        <w:gridCol w:w="1368"/>
+        <w:gridCol w:w="1800"/>
+        <w:gridCol w:w="2520"/>
+        <w:gridCol w:w="1152"/>
+        <w:gridCol w:w="864"/>
+        <w:gridCol w:w="936"/>
       </w:tblGrid>
       <w:tr>
         <w:tc>
@@ -5994,14 +6000,15 @@
       <w:tblPr>
         <w:tblStyle w:val="TableGrid"/>
         <w:tblW w:type="auto" w:w="0"/>
+        <w:tblLayout w:type="fixed"/>
         <w:tblLook w:firstColumn="1" w:firstRow="1" w:lastColumn="0" w:lastRow="0" w:noHBand="0" w:noVBand="1" w:val="04A0"/>
       </w:tblPr>
       <w:tblGrid>
-        <w:gridCol w:w="1872"/>
-        <w:gridCol w:w="1872"/>
-        <w:gridCol w:w="1872"/>
-        <w:gridCol w:w="1872"/>
-        <w:gridCol w:w="1872"/>
+        <w:gridCol w:w="2160"/>
+        <w:gridCol w:w="1728"/>
+        <w:gridCol w:w="1728"/>
+        <w:gridCol w:w="1728"/>
+        <w:gridCol w:w="2016"/>
       </w:tblGrid>
       <w:tr>
         <w:tc>
